--- a/docs/technical-spec.docx
+++ b/docs/technical-spec.docx
@@ -25,7 +25,7 @@
           <w:color w:val="555555"/>
           <w:sz w:val="21"/>
         </w:rPr>
-        <w:t>Last updated: 2026-10-05</w:t>
+        <w:t xml:space="preserve">Last updated: 2026-10-07</w:t>
       </w:r>
     </w:p>
     <w:p>
@@ -553,6 +553,208 @@
                 <w:sz w:val="17"/>
               </w:rPr>
               <w:t>Meeting-scoped read/collaboration permissions.</w:t>
+            </w:r>
+          </w:p>
+        </w:tc>
+      </w:tr>
+      <w:tr>
+        <w:tc>
+          <w:tcPr>
+            <w:tcW w:w="1722" w:type="dxa"/>
+            <w:tcMar>
+              <w:top w:w="80" w:type="dxa"/>
+              <w:left w:w="120" w:type="dxa"/>
+              <w:bottom w:w="80" w:type="dxa"/>
+              <w:right w:w="120" w:type="dxa"/>
+            </w:tcMar>
+            <w:vAlign w:val="center"/>
+          </w:tcPr>
+          <w:p>
+            <w:pPr>
+              <w:spacing w:after="0" w:line="276" w:lineRule="auto"/>
+            </w:pPr>
+            <w:r>
+              <w:rPr>
+                <w:sz w:val="17"/>
+              </w:rPr>
+              <w:t xml:space="preserve">Administrator</w:t>
+            </w:r>
+          </w:p>
+        </w:tc>
+        <w:tc>
+          <w:tcPr>
+            <w:tcW w:w="2334" w:type="dxa"/>
+            <w:tcMar>
+              <w:top w:w="80" w:type="dxa"/>
+              <w:left w:w="120" w:type="dxa"/>
+              <w:bottom w:w="80" w:type="dxa"/>
+              <w:right w:w="120" w:type="dxa"/>
+            </w:tcMar>
+            <w:vAlign w:val="center"/>
+          </w:tcPr>
+          <w:p>
+            <w:pPr>
+              <w:spacing w:after="0" w:line="276" w:lineRule="auto"/>
+            </w:pPr>
+            <w:r>
+              <w:rPr>
+                <w:sz w:val="17"/>
+              </w:rPr>
+              <w:t xml:space="preserve">Staff user with the </w:t>
+            </w:r>
+            <w:r>
+              <w:rPr>
+                <w:rFonts w:ascii="Consolas" w:hAnsi="Consolas" w:eastAsia="Consolas"/>
+                <w:color w:val="1F4D78"/>
+                <w:sz w:val="17"/>
+              </w:rPr>
+              <w:t xml:space="preserve">admin</w:t>
+            </w:r>
+            <w:r>
+              <w:rPr>
+                <w:sz w:val="17"/>
+              </w:rPr>
+              <w:t xml:space="preserve"> account role.</w:t>
+            </w:r>
+          </w:p>
+        </w:tc>
+        <w:tc>
+          <w:tcPr>
+            <w:tcW w:w="2701" w:type="dxa"/>
+            <w:tcMar>
+              <w:top w:w="80" w:type="dxa"/>
+              <w:left w:w="120" w:type="dxa"/>
+              <w:bottom w:w="80" w:type="dxa"/>
+              <w:right w:w="120" w:type="dxa"/>
+            </w:tcMar>
+            <w:vAlign w:val="center"/>
+          </w:tcPr>
+          <w:p>
+            <w:pPr>
+              <w:spacing w:after="0" w:line="276" w:lineRule="auto"/>
+            </w:pPr>
+            <w:r>
+              <w:rPr>
+                <w:sz w:val="17"/>
+              </w:rPr>
+              <w:t xml:space="preserve">Create and manage user accounts and roles, view and manage all meetings.</w:t>
+            </w:r>
+          </w:p>
+        </w:tc>
+        <w:tc>
+          <w:tcPr>
+            <w:tcW w:w="2603" w:type="dxa"/>
+            <w:tcMar>
+              <w:top w:w="80" w:type="dxa"/>
+              <w:left w:w="120" w:type="dxa"/>
+              <w:bottom w:w="80" w:type="dxa"/>
+              <w:right w:w="120" w:type="dxa"/>
+            </w:tcMar>
+            <w:vAlign w:val="center"/>
+          </w:tcPr>
+          <w:p>
+            <w:pPr>
+              <w:spacing w:after="0" w:line="276" w:lineRule="auto"/>
+            </w:pPr>
+            <w:r>
+              <w:rPr>
+                <w:sz w:val="17"/>
+              </w:rPr>
+              <w:t xml:space="preserve">All meetings and user administration.</w:t>
+            </w:r>
+          </w:p>
+        </w:tc>
+      </w:tr>
+      <w:tr>
+        <w:tc>
+          <w:tcPr>
+            <w:tcW w:w="1722" w:type="dxa"/>
+            <w:tcMar>
+              <w:top w:w="80" w:type="dxa"/>
+              <w:left w:w="120" w:type="dxa"/>
+              <w:bottom w:w="80" w:type="dxa"/>
+              <w:right w:w="120" w:type="dxa"/>
+            </w:tcMar>
+            <w:vAlign w:val="center"/>
+          </w:tcPr>
+          <w:p>
+            <w:pPr>
+              <w:spacing w:after="0" w:line="276" w:lineRule="auto"/>
+            </w:pPr>
+            <w:r>
+              <w:rPr>
+                <w:sz w:val="17"/>
+              </w:rPr>
+              <w:t xml:space="preserve">External invitee</w:t>
+            </w:r>
+          </w:p>
+        </w:tc>
+        <w:tc>
+          <w:tcPr>
+            <w:tcW w:w="2334" w:type="dxa"/>
+            <w:tcMar>
+              <w:top w:w="80" w:type="dxa"/>
+              <w:left w:w="120" w:type="dxa"/>
+              <w:bottom w:w="80" w:type="dxa"/>
+              <w:right w:w="120" w:type="dxa"/>
+            </w:tcMar>
+            <w:vAlign w:val="center"/>
+          </w:tcPr>
+          <w:p>
+            <w:pPr>
+              <w:spacing w:after="0" w:line="276" w:lineRule="auto"/>
+            </w:pPr>
+            <w:r>
+              <w:rPr>
+                <w:sz w:val="17"/>
+              </w:rPr>
+              <w:t xml:space="preserve">Person invited to a meeting request who has no account.</w:t>
+            </w:r>
+          </w:p>
+        </w:tc>
+        <w:tc>
+          <w:tcPr>
+            <w:tcW w:w="2701" w:type="dxa"/>
+            <w:tcMar>
+              <w:top w:w="80" w:type="dxa"/>
+              <w:left w:w="120" w:type="dxa"/>
+              <w:bottom w:w="80" w:type="dxa"/>
+              <w:right w:w="120" w:type="dxa"/>
+            </w:tcMar>
+            <w:vAlign w:val="center"/>
+          </w:tcPr>
+          <w:p>
+            <w:pPr>
+              <w:spacing w:after="0" w:line="276" w:lineRule="auto"/>
+            </w:pPr>
+            <w:r>
+              <w:rPr>
+                <w:sz w:val="17"/>
+              </w:rPr>
+              <w:t xml:space="preserve">Submit availability for the proposed times.</w:t>
+            </w:r>
+          </w:p>
+        </w:tc>
+        <w:tc>
+          <w:tcPr>
+            <w:tcW w:w="2603" w:type="dxa"/>
+            <w:tcMar>
+              <w:top w:w="80" w:type="dxa"/>
+              <w:left w:w="120" w:type="dxa"/>
+              <w:bottom w:w="80" w:type="dxa"/>
+              <w:right w:w="120" w:type="dxa"/>
+            </w:tcMar>
+            <w:vAlign w:val="center"/>
+          </w:tcPr>
+          <w:p>
+            <w:pPr>
+              <w:spacing w:after="0" w:line="276" w:lineRule="auto"/>
+            </w:pPr>
+            <w:r>
+              <w:rPr>
+                <w:sz w:val="17"/>
+              </w:rPr>
+              <w:t xml:space="preserve">Emailed invitation link only; no sign-in.</w:t>
             </w:r>
           </w:p>
         </w:tc>
@@ -1917,6 +2119,54 @@
                 <w:sz w:val="17"/>
               </w:rPr>
               <w:t>Add/remove participants and manage meeting-scoped participant roles.</w:t>
+            </w:r>
+          </w:p>
+        </w:tc>
+      </w:tr>
+      <w:tr>
+        <w:tc>
+          <w:tcPr>
+            <w:tcW w:w="3274" w:type="dxa"/>
+            <w:tcMar>
+              <w:top w:w="80" w:type="dxa"/>
+              <w:left w:w="120" w:type="dxa"/>
+              <w:bottom w:w="80" w:type="dxa"/>
+              <w:right w:w="120" w:type="dxa"/>
+            </w:tcMar>
+            <w:vAlign w:val="center"/>
+          </w:tcPr>
+          <w:p>
+            <w:pPr>
+              <w:spacing w:after="0" w:line="276" w:lineRule="auto"/>
+            </w:pPr>
+            <w:r>
+              <w:rPr>
+                <w:sz w:val="17"/>
+              </w:rPr>
+              <w:t xml:space="preserve">Meeting change requests</w:t>
+            </w:r>
+          </w:p>
+        </w:tc>
+        <w:tc>
+          <w:tcPr>
+            <w:tcW w:w="6086" w:type="dxa"/>
+            <w:tcMar>
+              <w:top w:w="80" w:type="dxa"/>
+              <w:left w:w="120" w:type="dxa"/>
+              <w:bottom w:w="80" w:type="dxa"/>
+              <w:right w:w="120" w:type="dxa"/>
+            </w:tcMar>
+            <w:vAlign w:val="center"/>
+          </w:tcPr>
+          <w:p>
+            <w:pPr>
+              <w:spacing w:after="0" w:line="276" w:lineRule="auto"/>
+            </w:pPr>
+            <w:r>
+              <w:rPr>
+                <w:sz w:val="17"/>
+              </w:rPr>
+              <w:t xml:space="preserve">Attendees send the meeting owner a private request to change a meeting; the owner is notified and marks requests as read.</w:t>
             </w:r>
           </w:p>
         </w:tc>
@@ -2417,7 +2667,7 @@
         <w:pStyle w:val="ListBullet"/>
       </w:pPr>
       <w:r>
-        <w:t>Invitees submit availability for offered time options.</w:t>
+        <w:t xml:space="preserve">Invitees submit availability for offered time options. Invitees without an account respond through an emailed link that carries an invitation token, without signing in.</w:t>
       </w:r>
     </w:p>
     <w:p>
@@ -2550,7 +2800,7 @@
         <w:pStyle w:val="ListBullet"/>
       </w:pPr>
       <w:r>
-        <w:t>Recording upload creates a durable workflow record when the AI pipeline is enabled.</w:t>
+        <w:t xml:space="preserve">Uploading a recording requires the uploader to confirm participant consent and stores only the audio. Transcription and analysis start when the meeting creator or an organizer requests generation.</w:t>
       </w:r>
     </w:p>
     <w:p>
@@ -2577,7 +2827,7 @@
       <w:r>
         <w:drawing>
           <wp:inline xmlns:a="http://schemas.openxmlformats.org/drawingml/2006/main" xmlns:pic="http://schemas.openxmlformats.org/drawingml/2006/picture">
-            <wp:extent cx="5096855" cy="4424353"/>
+            <wp:extent cx="5096855" cy="4425238"/>
             <wp:docPr id="5" name="Picture 5"/>
             <wp:cNvGraphicFramePr>
               <a:graphicFrameLocks noChangeAspect="1"/>
@@ -2598,7 +2848,7 @@
                   <pic:spPr>
                     <a:xfrm>
                       <a:off x="0" y="0"/>
-                      <a:ext cx="5096855" cy="4424353"/>
+                      <a:ext cx="5096855" cy="4425238"/>
                     </a:xfrm>
                     <a:prstGeom prst="rect"/>
                   </pic:spPr>
@@ -2611,18 +2861,7 @@
     </w:p>
     <w:p>
       <w:r>
-        <w:t xml:space="preserve">When </w:t>
-      </w:r>
-      <w:r>
-        <w:rPr>
-          <w:rFonts w:ascii="Consolas" w:hAnsi="Consolas" w:eastAsia="Consolas"/>
-          <w:color w:val="1F4D78"/>
-          <w:sz w:val="20"/>
-        </w:rPr>
-        <w:t>AI_PIPELINE_ENABLED=true</w:t>
-      </w:r>
-      <w:r>
-        <w:t>, recording processing is asynchronous and uses PostgreSQL as the authoritative workflow state:</w:t>
+        <w:t xml:space="preserve">Recording processing is asynchronous and uses PostgreSQL as the authoritative workflow state. The numbered steps match the diagram:</w:t>
       </w:r>
     </w:p>
     <w:p>
@@ -2634,7 +2873,19 @@
         </w:numPr>
       </w:pPr>
       <w:r>
-        <w:t xml:space="preserve">The API stores the recording in object storage and, in one PostgreSQL transaction, creates a recording, a processing transcript, a queued analysis run, and a </w:t>
+        <w:t xml:space="preserve">A meeting creator or organizer uploads the recording after confirming participant consent. The API stores the audio in object storage and records the recording and the consent in PostgreSQL. Uploading does not start processing.</w:t>
+      </w:r>
+    </w:p>
+    <w:p>
+      <w:pPr>
+        <w:pStyle w:val="ListNumber"/>
+        <w:numPr>
+          <w:ilvl w:val="0"/>
+          <w:numId w:val="11"/>
+        </w:numPr>
+      </w:pPr>
+      <w:r>
+        <w:t xml:space="preserve">The creator or an organizer starts processing ("Process Recording" in the interface), which requires </w:t>
       </w:r>
       <w:r>
         <w:rPr>
@@ -2642,7 +2893,18 @@
           <w:color w:val="1F4D78"/>
           <w:sz w:val="20"/>
         </w:rPr>
-        <w:t>recording.uploaded</w:t>
+        <w:t xml:space="preserve">AI_PIPELINE_ENABLED=true</w:t>
+      </w:r>
+      <w:r>
+        <w:t xml:space="preserve">. In one PostgreSQL transaction the API creates a processing transcript, a queued analysis run, and a </w:t>
+      </w:r>
+      <w:r>
+        <w:rPr>
+          <w:rFonts w:ascii="Consolas" w:hAnsi="Consolas" w:eastAsia="Consolas"/>
+          <w:color w:val="1F4D78"/>
+          <w:sz w:val="20"/>
+        </w:rPr>
+        <w:t xml:space="preserve">recording.generation_requested</w:t>
       </w:r>
       <w:r>
         <w:t xml:space="preserve"> workflow-outbox event.</w:t>
@@ -2665,10 +2927,21 @@
           <w:color w:val="1F4D78"/>
           <w:sz w:val="20"/>
         </w:rPr>
-        <w:t>ai.transcription.jobs</w:t>
+        <w:t xml:space="preserve">ai.transcription.jobs</w:t>
       </w:r>
       <w:r>
-        <w:t xml:space="preserve"> Redis Stream.</w:t>
+        <w:t xml:space="preserve"> Redis Stream as a </w:t>
+      </w:r>
+      <w:r>
+        <w:rPr>
+          <w:rFonts w:ascii="Consolas" w:hAnsi="Consolas" w:eastAsia="Consolas"/>
+          <w:color w:val="1F4D78"/>
+          <w:sz w:val="20"/>
+        </w:rPr>
+        <w:t xml:space="preserve">transcription.requested</w:t>
+      </w:r>
+      <w:r>
+        <w:t xml:space="preserve"> job.</w:t>
       </w:r>
     </w:p>
     <w:p>
@@ -2688,7 +2961,7 @@
           <w:color w:val="1F4D78"/>
           <w:sz w:val="20"/>
         </w:rPr>
-        <w:t>ai.results</w:t>
+        <w:t xml:space="preserve">ai.results</w:t>
       </w:r>
       <w:r>
         <w:t xml:space="preserve"> Redis Stream.</w:t>
@@ -2711,10 +2984,21 @@
           <w:color w:val="1F4D78"/>
           <w:sz w:val="20"/>
         </w:rPr>
-        <w:t>analysis.requested</w:t>
+        <w:t xml:space="preserve">analysis.requested</w:t>
       </w:r>
       <w:r>
-        <w:t xml:space="preserve"> outbox event.</w:t>
+        <w:t xml:space="preserve"> outbox event to the </w:t>
+      </w:r>
+      <w:r>
+        <w:rPr>
+          <w:rFonts w:ascii="Consolas" w:hAnsi="Consolas" w:eastAsia="Consolas"/>
+          <w:color w:val="1F4D78"/>
+          <w:sz w:val="20"/>
+        </w:rPr>
+        <w:t xml:space="preserve">ai.analysis.jobs</w:t>
+      </w:r>
+      <w:r>
+        <w:t xml:space="preserve"> Redis Stream.</w:t>
       </w:r>
     </w:p>
     <w:p>
@@ -2726,7 +3010,7 @@
         </w:numPr>
       </w:pPr>
       <w:r>
-        <w:t>The Python AI worker reads the transcript artifact, calls Ollama for a structured summary, key discussions, decisions, and proposed action items, then publishes the analysis result.</w:t>
+        <w:t xml:space="preserve">The Python AI worker reads the transcript artifact, calls Ollama for a structured summary, key discussions, decisions, and proposed action items, then publishes the analysis result.</w:t>
       </w:r>
     </w:p>
     <w:p>
@@ -2738,7 +3022,7 @@
         </w:numPr>
       </w:pPr>
       <w:r>
-        <w:t>The Node workflow worker validates and persists the analysis result, then publishes Redis Pub/Sub invalidations. Connected clients receive refreshed PostgreSQL status snapshots over SSE.</w:t>
+        <w:t xml:space="preserve">The Node workflow worker validates and persists the analysis result, then publishes Redis Pub/Sub invalidations. Connected clients receive refreshed PostgreSQL status snapshots over SSE.</w:t>
       </w:r>
     </w:p>
     <w:p>
@@ -2770,7 +3054,7 @@
       <w:r>
         <w:drawing>
           <wp:inline xmlns:a="http://schemas.openxmlformats.org/drawingml/2006/main" xmlns:pic="http://schemas.openxmlformats.org/drawingml/2006/picture">
-            <wp:extent cx="4472573" cy="3200400"/>
+            <wp:extent cx="4472573" cy="2919323"/>
             <wp:docPr id="4" name="Picture 4"/>
             <wp:cNvGraphicFramePr>
               <a:graphicFrameLocks noChangeAspect="1"/>
@@ -2791,7 +3075,7 @@
                   <pic:spPr>
                     <a:xfrm>
                       <a:off x="0" y="0"/>
-                      <a:ext cx="4472573" cy="3200400"/>
+                      <a:ext cx="4472573" cy="2919323"/>
                     </a:xfrm>
                     <a:prstGeom prst="rect"/>
                   </pic:spPr>
@@ -3899,6 +4183,77 @@
                 <w:sz w:val="17"/>
               </w:rPr>
               <w:t>Records recording and analysis workflow events.</w:t>
+            </w:r>
+          </w:p>
+        </w:tc>
+      </w:tr>
+      <w:tr>
+        <w:tc>
+          <w:tcPr>
+            <w:tcW w:w="1922" w:type="dxa"/>
+            <w:tcMar>
+              <w:top w:w="80" w:type="dxa"/>
+              <w:left w:w="120" w:type="dxa"/>
+              <w:bottom w:w="80" w:type="dxa"/>
+              <w:right w:w="120" w:type="dxa"/>
+            </w:tcMar>
+            <w:vAlign w:val="center"/>
+          </w:tcPr>
+          <w:p>
+            <w:pPr>
+              <w:spacing w:after="0" w:line="276" w:lineRule="auto"/>
+            </w:pPr>
+            <w:r>
+              <w:rPr>
+                <w:sz w:val="17"/>
+              </w:rPr>
+              <w:t xml:space="preserve">Meeting change request</w:t>
+            </w:r>
+          </w:p>
+        </w:tc>
+        <w:tc>
+          <w:tcPr>
+            <w:tcW w:w="3964" w:type="dxa"/>
+            <w:tcMar>
+              <w:top w:w="80" w:type="dxa"/>
+              <w:left w:w="120" w:type="dxa"/>
+              <w:bottom w:w="80" w:type="dxa"/>
+              <w:right w:w="120" w:type="dxa"/>
+            </w:tcMar>
+            <w:vAlign w:val="center"/>
+          </w:tcPr>
+          <w:p>
+            <w:pPr>
+              <w:spacing w:after="0" w:line="276" w:lineRule="auto"/>
+            </w:pPr>
+            <w:r>
+              <w:rPr>
+                <w:sz w:val="17"/>
+              </w:rPr>
+              <w:t xml:space="preserve">Private message from an attendee asking the owner to change a meeting.</w:t>
+            </w:r>
+          </w:p>
+        </w:tc>
+        <w:tc>
+          <w:tcPr>
+            <w:tcW w:w="3474" w:type="dxa"/>
+            <w:tcMar>
+              <w:top w:w="80" w:type="dxa"/>
+              <w:left w:w="120" w:type="dxa"/>
+              <w:bottom w:w="80" w:type="dxa"/>
+              <w:right w:w="120" w:type="dxa"/>
+            </w:tcMar>
+            <w:vAlign w:val="center"/>
+          </w:tcPr>
+          <w:p>
+            <w:pPr>
+              <w:spacing w:after="0" w:line="276" w:lineRule="auto"/>
+            </w:pPr>
+            <w:r>
+              <w:rPr>
+                <w:sz w:val="17"/>
+              </w:rPr>
+              <w:t xml:space="preserve">Belongs to one meeting participant; read by the meeting owner.</w:t>
             </w:r>
           </w:p>
         </w:tc>
@@ -4148,7 +4503,7 @@
         <w:pStyle w:val="Heading2"/>
       </w:pPr>
       <w:r>
-        <w:t>6.1 Authentication and User Session</w:t>
+        <w:t xml:space="preserve">6.1 Authentication, Session, and User Accounts</w:t>
       </w:r>
     </w:p>
     <w:tbl>
@@ -4490,7 +4845,7 @@
               <w:rPr>
                 <w:sz w:val="17"/>
               </w:rPr>
-              <w:t>GET</w:t>
+              <w:t xml:space="preserve">POST</w:t>
             </w:r>
           </w:p>
         </w:tc>
@@ -4515,6 +4870,212 @@
                 <w:color w:val="1F4D78"/>
                 <w:sz w:val="17"/>
               </w:rPr>
+              <w:t xml:space="preserve">/auth/register</w:t>
+            </w:r>
+          </w:p>
+        </w:tc>
+        <w:tc>
+          <w:tcPr>
+            <w:tcW w:w="2526" w:type="dxa"/>
+            <w:tcMar>
+              <w:top w:w="80" w:type="dxa"/>
+              <w:left w:w="120" w:type="dxa"/>
+              <w:bottom w:w="80" w:type="dxa"/>
+              <w:right w:w="120" w:type="dxa"/>
+            </w:tcMar>
+            <w:vAlign w:val="center"/>
+          </w:tcPr>
+          <w:p>
+            <w:pPr>
+              <w:spacing w:after="0" w:line="276" w:lineRule="auto"/>
+            </w:pPr>
+            <w:r>
+              <w:rPr>
+                <w:sz w:val="17"/>
+              </w:rPr>
+              <w:t xml:space="preserve">Self-registration</w:t>
+            </w:r>
+          </w:p>
+        </w:tc>
+        <w:tc>
+          <w:tcPr>
+            <w:tcW w:w="3773" w:type="dxa"/>
+            <w:tcMar>
+              <w:top w:w="80" w:type="dxa"/>
+              <w:left w:w="120" w:type="dxa"/>
+              <w:bottom w:w="80" w:type="dxa"/>
+              <w:right w:w="120" w:type="dxa"/>
+            </w:tcMar>
+            <w:vAlign w:val="center"/>
+          </w:tcPr>
+          <w:p>
+            <w:pPr>
+              <w:spacing w:after="0" w:line="276" w:lineRule="auto"/>
+            </w:pPr>
+            <w:r>
+              <w:rPr>
+                <w:sz w:val="17"/>
+              </w:rPr>
+              <w:t xml:space="preserve">Create a staff account; returns 403 unless </w:t>
+            </w:r>
+            <w:r>
+              <w:rPr>
+                <w:rFonts w:ascii="Consolas" w:hAnsi="Consolas" w:eastAsia="Consolas"/>
+                <w:color w:val="1F4D78"/>
+                <w:sz w:val="17"/>
+              </w:rPr>
+              <w:t xml:space="preserve">SELF_REGISTRATION_ENABLED=true</w:t>
+            </w:r>
+            <w:r>
+              <w:rPr>
+                <w:sz w:val="17"/>
+              </w:rPr>
+              <w:t xml:space="preserve">.</w:t>
+            </w:r>
+          </w:p>
+        </w:tc>
+      </w:tr>
+      <w:tr>
+        <w:tc>
+          <w:tcPr>
+            <w:tcW w:w="1135" w:type="dxa"/>
+            <w:tcMar>
+              <w:top w:w="80" w:type="dxa"/>
+              <w:left w:w="120" w:type="dxa"/>
+              <w:bottom w:w="80" w:type="dxa"/>
+              <w:right w:w="120" w:type="dxa"/>
+            </w:tcMar>
+            <w:vAlign w:val="center"/>
+          </w:tcPr>
+          <w:p>
+            <w:pPr>
+              <w:spacing w:after="0" w:line="276" w:lineRule="auto"/>
+            </w:pPr>
+            <w:r>
+              <w:rPr>
+                <w:sz w:val="17"/>
+              </w:rPr>
+              <w:t xml:space="preserve">PUT</w:t>
+            </w:r>
+          </w:p>
+        </w:tc>
+        <w:tc>
+          <w:tcPr>
+            <w:tcW w:w="1926" w:type="dxa"/>
+            <w:tcMar>
+              <w:top w:w="80" w:type="dxa"/>
+              <w:left w:w="120" w:type="dxa"/>
+              <w:bottom w:w="80" w:type="dxa"/>
+              <w:right w:w="120" w:type="dxa"/>
+            </w:tcMar>
+            <w:vAlign w:val="center"/>
+          </w:tcPr>
+          <w:p>
+            <w:pPr>
+              <w:spacing w:after="0" w:line="276" w:lineRule="auto"/>
+            </w:pPr>
+            <w:r>
+              <w:rPr>
+                <w:rFonts w:ascii="Consolas" w:hAnsi="Consolas" w:eastAsia="Consolas"/>
+                <w:color w:val="1F4D78"/>
+                <w:sz w:val="17"/>
+              </w:rPr>
+              <w:t xml:space="preserve">/auth/me/password</w:t>
+            </w:r>
+          </w:p>
+        </w:tc>
+        <w:tc>
+          <w:tcPr>
+            <w:tcW w:w="2526" w:type="dxa"/>
+            <w:tcMar>
+              <w:top w:w="80" w:type="dxa"/>
+              <w:left w:w="120" w:type="dxa"/>
+              <w:bottom w:w="80" w:type="dxa"/>
+              <w:right w:w="120" w:type="dxa"/>
+            </w:tcMar>
+            <w:vAlign w:val="center"/>
+          </w:tcPr>
+          <w:p>
+            <w:pPr>
+              <w:spacing w:after="0" w:line="276" w:lineRule="auto"/>
+            </w:pPr>
+            <w:r>
+              <w:rPr>
+                <w:sz w:val="17"/>
+              </w:rPr>
+              <w:t xml:space="preserve">Current user password</w:t>
+            </w:r>
+          </w:p>
+        </w:tc>
+        <w:tc>
+          <w:tcPr>
+            <w:tcW w:w="3773" w:type="dxa"/>
+            <w:tcMar>
+              <w:top w:w="80" w:type="dxa"/>
+              <w:left w:w="120" w:type="dxa"/>
+              <w:bottom w:w="80" w:type="dxa"/>
+              <w:right w:w="120" w:type="dxa"/>
+            </w:tcMar>
+            <w:vAlign w:val="center"/>
+          </w:tcPr>
+          <w:p>
+            <w:pPr>
+              <w:spacing w:after="0" w:line="276" w:lineRule="auto"/>
+            </w:pPr>
+            <w:r>
+              <w:rPr>
+                <w:sz w:val="17"/>
+              </w:rPr>
+              <w:t xml:space="preserve">Change the current user's password.</w:t>
+            </w:r>
+          </w:p>
+        </w:tc>
+      </w:tr>
+      <w:tr>
+        <w:tc>
+          <w:tcPr>
+            <w:tcW w:w="1135" w:type="dxa"/>
+            <w:tcMar>
+              <w:top w:w="80" w:type="dxa"/>
+              <w:left w:w="120" w:type="dxa"/>
+              <w:bottom w:w="80" w:type="dxa"/>
+              <w:right w:w="120" w:type="dxa"/>
+            </w:tcMar>
+            <w:vAlign w:val="center"/>
+          </w:tcPr>
+          <w:p>
+            <w:pPr>
+              <w:spacing w:after="0" w:line="276" w:lineRule="auto"/>
+            </w:pPr>
+            <w:r>
+              <w:rPr>
+                <w:sz w:val="17"/>
+              </w:rPr>
+              <w:t>GET</w:t>
+            </w:r>
+          </w:p>
+        </w:tc>
+        <w:tc>
+          <w:tcPr>
+            <w:tcW w:w="1926" w:type="dxa"/>
+            <w:tcMar>
+              <w:top w:w="80" w:type="dxa"/>
+              <w:left w:w="120" w:type="dxa"/>
+              <w:bottom w:w="80" w:type="dxa"/>
+              <w:right w:w="120" w:type="dxa"/>
+            </w:tcMar>
+            <w:vAlign w:val="center"/>
+          </w:tcPr>
+          <w:p>
+            <w:pPr>
+              <w:spacing w:after="0" w:line="276" w:lineRule="auto"/>
+            </w:pPr>
+            <w:r>
+              <w:rPr>
+                <w:rFonts w:ascii="Consolas" w:hAnsi="Consolas" w:eastAsia="Consolas"/>
+                <w:color w:val="1F4D78"/>
+                <w:sz w:val="17"/>
+              </w:rPr>
               <w:t>/users</w:t>
             </w:r>
           </w:p>
@@ -4562,6 +5123,294 @@
                 <w:sz w:val="17"/>
               </w:rPr>
               <w:t>List users for assignment and participation.</w:t>
+            </w:r>
+          </w:p>
+        </w:tc>
+      </w:tr>
+      <w:tr>
+        <w:tc>
+          <w:tcPr>
+            <w:tcW w:w="1135" w:type="dxa"/>
+            <w:tcMar>
+              <w:top w:w="80" w:type="dxa"/>
+              <w:left w:w="120" w:type="dxa"/>
+              <w:bottom w:w="80" w:type="dxa"/>
+              <w:right w:w="120" w:type="dxa"/>
+            </w:tcMar>
+            <w:vAlign w:val="center"/>
+          </w:tcPr>
+          <w:p>
+            <w:pPr>
+              <w:spacing w:after="0" w:line="276" w:lineRule="auto"/>
+            </w:pPr>
+            <w:r>
+              <w:rPr>
+                <w:sz w:val="17"/>
+              </w:rPr>
+              <w:t xml:space="preserve">POST</w:t>
+            </w:r>
+          </w:p>
+        </w:tc>
+        <w:tc>
+          <w:tcPr>
+            <w:tcW w:w="1926" w:type="dxa"/>
+            <w:tcMar>
+              <w:top w:w="80" w:type="dxa"/>
+              <w:left w:w="120" w:type="dxa"/>
+              <w:bottom w:w="80" w:type="dxa"/>
+              <w:right w:w="120" w:type="dxa"/>
+            </w:tcMar>
+            <w:vAlign w:val="center"/>
+          </w:tcPr>
+          <w:p>
+            <w:pPr>
+              <w:spacing w:after="0" w:line="276" w:lineRule="auto"/>
+            </w:pPr>
+            <w:r>
+              <w:rPr>
+                <w:rFonts w:ascii="Consolas" w:hAnsi="Consolas" w:eastAsia="Consolas"/>
+                <w:color w:val="1F4D78"/>
+                <w:sz w:val="17"/>
+              </w:rPr>
+              <w:t xml:space="preserve">/users</w:t>
+            </w:r>
+          </w:p>
+        </w:tc>
+        <w:tc>
+          <w:tcPr>
+            <w:tcW w:w="2526" w:type="dxa"/>
+            <w:tcMar>
+              <w:top w:w="80" w:type="dxa"/>
+              <w:left w:w="120" w:type="dxa"/>
+              <w:bottom w:w="80" w:type="dxa"/>
+              <w:right w:w="120" w:type="dxa"/>
+            </w:tcMar>
+            <w:vAlign w:val="center"/>
+          </w:tcPr>
+          <w:p>
+            <w:pPr>
+              <w:spacing w:after="0" w:line="276" w:lineRule="auto"/>
+            </w:pPr>
+            <w:r>
+              <w:rPr>
+                <w:sz w:val="17"/>
+              </w:rPr>
+              <w:t xml:space="preserve">User accounts</w:t>
+            </w:r>
+          </w:p>
+        </w:tc>
+        <w:tc>
+          <w:tcPr>
+            <w:tcW w:w="3773" w:type="dxa"/>
+            <w:tcMar>
+              <w:top w:w="80" w:type="dxa"/>
+              <w:left w:w="120" w:type="dxa"/>
+              <w:bottom w:w="80" w:type="dxa"/>
+              <w:right w:w="120" w:type="dxa"/>
+            </w:tcMar>
+            <w:vAlign w:val="center"/>
+          </w:tcPr>
+          <w:p>
+            <w:pPr>
+              <w:spacing w:after="0" w:line="276" w:lineRule="auto"/>
+            </w:pPr>
+            <w:r>
+              <w:rPr>
+                <w:sz w:val="17"/>
+              </w:rPr>
+              <w:t xml:space="preserve">Create a user account (administrators).</w:t>
+            </w:r>
+          </w:p>
+        </w:tc>
+      </w:tr>
+      <w:tr>
+        <w:tc>
+          <w:tcPr>
+            <w:tcW w:w="1135" w:type="dxa"/>
+            <w:tcMar>
+              <w:top w:w="80" w:type="dxa"/>
+              <w:left w:w="120" w:type="dxa"/>
+              <w:bottom w:w="80" w:type="dxa"/>
+              <w:right w:w="120" w:type="dxa"/>
+            </w:tcMar>
+            <w:vAlign w:val="center"/>
+          </w:tcPr>
+          <w:p>
+            <w:pPr>
+              <w:spacing w:after="0" w:line="276" w:lineRule="auto"/>
+            </w:pPr>
+            <w:r>
+              <w:rPr>
+                <w:sz w:val="17"/>
+              </w:rPr>
+              <w:t xml:space="preserve">PUT</w:t>
+            </w:r>
+          </w:p>
+        </w:tc>
+        <w:tc>
+          <w:tcPr>
+            <w:tcW w:w="1926" w:type="dxa"/>
+            <w:tcMar>
+              <w:top w:w="80" w:type="dxa"/>
+              <w:left w:w="120" w:type="dxa"/>
+              <w:bottom w:w="80" w:type="dxa"/>
+              <w:right w:w="120" w:type="dxa"/>
+            </w:tcMar>
+            <w:vAlign w:val="center"/>
+          </w:tcPr>
+          <w:p>
+            <w:pPr>
+              <w:spacing w:after="0" w:line="276" w:lineRule="auto"/>
+            </w:pPr>
+            <w:r>
+              <w:rPr>
+                <w:rFonts w:ascii="Consolas" w:hAnsi="Consolas" w:eastAsia="Consolas"/>
+                <w:color w:val="1F4D78"/>
+                <w:sz w:val="17"/>
+              </w:rPr>
+              <w:t xml:space="preserve">/users/:id</w:t>
+            </w:r>
+          </w:p>
+        </w:tc>
+        <w:tc>
+          <w:tcPr>
+            <w:tcW w:w="2526" w:type="dxa"/>
+            <w:tcMar>
+              <w:top w:w="80" w:type="dxa"/>
+              <w:left w:w="120" w:type="dxa"/>
+              <w:bottom w:w="80" w:type="dxa"/>
+              <w:right w:w="120" w:type="dxa"/>
+            </w:tcMar>
+            <w:vAlign w:val="center"/>
+          </w:tcPr>
+          <w:p>
+            <w:pPr>
+              <w:spacing w:after="0" w:line="276" w:lineRule="auto"/>
+            </w:pPr>
+            <w:r>
+              <w:rPr>
+                <w:sz w:val="17"/>
+              </w:rPr>
+              <w:t xml:space="preserve">User account</w:t>
+            </w:r>
+          </w:p>
+        </w:tc>
+        <w:tc>
+          <w:tcPr>
+            <w:tcW w:w="3773" w:type="dxa"/>
+            <w:tcMar>
+              <w:top w:w="80" w:type="dxa"/>
+              <w:left w:w="120" w:type="dxa"/>
+              <w:bottom w:w="80" w:type="dxa"/>
+              <w:right w:w="120" w:type="dxa"/>
+            </w:tcMar>
+            <w:vAlign w:val="center"/>
+          </w:tcPr>
+          <w:p>
+            <w:pPr>
+              <w:spacing w:after="0" w:line="276" w:lineRule="auto"/>
+            </w:pPr>
+            <w:r>
+              <w:rPr>
+                <w:sz w:val="17"/>
+              </w:rPr>
+              <w:t xml:space="preserve">Update a user's profile or account role (administrators).</w:t>
+            </w:r>
+          </w:p>
+        </w:tc>
+      </w:tr>
+      <w:tr>
+        <w:tc>
+          <w:tcPr>
+            <w:tcW w:w="1135" w:type="dxa"/>
+            <w:tcMar>
+              <w:top w:w="80" w:type="dxa"/>
+              <w:left w:w="120" w:type="dxa"/>
+              <w:bottom w:w="80" w:type="dxa"/>
+              <w:right w:w="120" w:type="dxa"/>
+            </w:tcMar>
+            <w:vAlign w:val="center"/>
+          </w:tcPr>
+          <w:p>
+            <w:pPr>
+              <w:spacing w:after="0" w:line="276" w:lineRule="auto"/>
+            </w:pPr>
+            <w:r>
+              <w:rPr>
+                <w:sz w:val="17"/>
+              </w:rPr>
+              <w:t xml:space="preserve">DELETE</w:t>
+            </w:r>
+          </w:p>
+        </w:tc>
+        <w:tc>
+          <w:tcPr>
+            <w:tcW w:w="1926" w:type="dxa"/>
+            <w:tcMar>
+              <w:top w:w="80" w:type="dxa"/>
+              <w:left w:w="120" w:type="dxa"/>
+              <w:bottom w:w="80" w:type="dxa"/>
+              <w:right w:w="120" w:type="dxa"/>
+            </w:tcMar>
+            <w:vAlign w:val="center"/>
+          </w:tcPr>
+          <w:p>
+            <w:pPr>
+              <w:spacing w:after="0" w:line="276" w:lineRule="auto"/>
+            </w:pPr>
+            <w:r>
+              <w:rPr>
+                <w:rFonts w:ascii="Consolas" w:hAnsi="Consolas" w:eastAsia="Consolas"/>
+                <w:color w:val="1F4D78"/>
+                <w:sz w:val="17"/>
+              </w:rPr>
+              <w:t xml:space="preserve">/users/:id</w:t>
+            </w:r>
+          </w:p>
+        </w:tc>
+        <w:tc>
+          <w:tcPr>
+            <w:tcW w:w="2526" w:type="dxa"/>
+            <w:tcMar>
+              <w:top w:w="80" w:type="dxa"/>
+              <w:left w:w="120" w:type="dxa"/>
+              <w:bottom w:w="80" w:type="dxa"/>
+              <w:right w:w="120" w:type="dxa"/>
+            </w:tcMar>
+            <w:vAlign w:val="center"/>
+          </w:tcPr>
+          <w:p>
+            <w:pPr>
+              <w:spacing w:after="0" w:line="276" w:lineRule="auto"/>
+            </w:pPr>
+            <w:r>
+              <w:rPr>
+                <w:sz w:val="17"/>
+              </w:rPr>
+              <w:t xml:space="preserve">User account</w:t>
+            </w:r>
+          </w:p>
+        </w:tc>
+        <w:tc>
+          <w:tcPr>
+            <w:tcW w:w="3773" w:type="dxa"/>
+            <w:tcMar>
+              <w:top w:w="80" w:type="dxa"/>
+              <w:left w:w="120" w:type="dxa"/>
+              <w:bottom w:w="80" w:type="dxa"/>
+              <w:right w:w="120" w:type="dxa"/>
+            </w:tcMar>
+            <w:vAlign w:val="center"/>
+          </w:tcPr>
+          <w:p>
+            <w:pPr>
+              <w:spacing w:after="0" w:line="276" w:lineRule="auto"/>
+            </w:pPr>
+            <w:r>
+              <w:rPr>
+                <w:sz w:val="17"/>
+              </w:rPr>
+              <w:t xml:space="preserve">Delete a user account (administrators).</w:t>
             </w:r>
           </w:p>
         </w:tc>
@@ -5567,6 +6416,390 @@
           </w:p>
         </w:tc>
       </w:tr>
+      <w:tr>
+        <w:tc>
+          <w:tcPr>
+            <w:tcW w:w="978" w:type="dxa"/>
+            <w:tcMar>
+              <w:top w:w="80" w:type="dxa"/>
+              <w:left w:w="120" w:type="dxa"/>
+              <w:bottom w:w="80" w:type="dxa"/>
+              <w:right w:w="120" w:type="dxa"/>
+            </w:tcMar>
+            <w:vAlign w:val="center"/>
+          </w:tcPr>
+          <w:p>
+            <w:pPr>
+              <w:spacing w:after="0" w:line="276" w:lineRule="auto"/>
+            </w:pPr>
+            <w:r>
+              <w:rPr>
+                <w:sz w:val="17"/>
+              </w:rPr>
+              <w:t xml:space="preserve">POST</w:t>
+            </w:r>
+          </w:p>
+        </w:tc>
+        <w:tc>
+          <w:tcPr>
+            <w:tcW w:w="3970" w:type="dxa"/>
+            <w:tcMar>
+              <w:top w:w="80" w:type="dxa"/>
+              <w:left w:w="120" w:type="dxa"/>
+              <w:bottom w:w="80" w:type="dxa"/>
+              <w:right w:w="120" w:type="dxa"/>
+            </w:tcMar>
+            <w:vAlign w:val="center"/>
+          </w:tcPr>
+          <w:p>
+            <w:pPr>
+              <w:spacing w:after="0" w:line="276" w:lineRule="auto"/>
+            </w:pPr>
+            <w:r>
+              <w:rPr>
+                <w:rFonts w:ascii="Consolas" w:hAnsi="Consolas" w:eastAsia="Consolas"/>
+                <w:color w:val="1F4D78"/>
+                <w:sz w:val="17"/>
+              </w:rPr>
+              <w:t xml:space="preserve">/meetings/:meetingId/change-requests</w:t>
+            </w:r>
+          </w:p>
+        </w:tc>
+        <w:tc>
+          <w:tcPr>
+            <w:tcW w:w="1801" w:type="dxa"/>
+            <w:tcMar>
+              <w:top w:w="80" w:type="dxa"/>
+              <w:left w:w="120" w:type="dxa"/>
+              <w:bottom w:w="80" w:type="dxa"/>
+              <w:right w:w="120" w:type="dxa"/>
+            </w:tcMar>
+            <w:vAlign w:val="center"/>
+          </w:tcPr>
+          <w:p>
+            <w:pPr>
+              <w:spacing w:after="0" w:line="276" w:lineRule="auto"/>
+            </w:pPr>
+            <w:r>
+              <w:rPr>
+                <w:sz w:val="17"/>
+              </w:rPr>
+              <w:t xml:space="preserve">Meeting change requests</w:t>
+            </w:r>
+          </w:p>
+        </w:tc>
+        <w:tc>
+          <w:tcPr>
+            <w:tcW w:w="2611" w:type="dxa"/>
+            <w:tcMar>
+              <w:top w:w="80" w:type="dxa"/>
+              <w:left w:w="120" w:type="dxa"/>
+              <w:bottom w:w="80" w:type="dxa"/>
+              <w:right w:w="120" w:type="dxa"/>
+            </w:tcMar>
+            <w:vAlign w:val="center"/>
+          </w:tcPr>
+          <w:p>
+            <w:pPr>
+              <w:spacing w:after="0" w:line="276" w:lineRule="auto"/>
+            </w:pPr>
+            <w:r>
+              <w:rPr>
+                <w:sz w:val="17"/>
+              </w:rPr>
+              <w:t xml:space="preserve">Send the owner a change request (attendees).</w:t>
+            </w:r>
+          </w:p>
+        </w:tc>
+      </w:tr>
+      <w:tr>
+        <w:tc>
+          <w:tcPr>
+            <w:tcW w:w="978" w:type="dxa"/>
+            <w:tcMar>
+              <w:top w:w="80" w:type="dxa"/>
+              <w:left w:w="120" w:type="dxa"/>
+              <w:bottom w:w="80" w:type="dxa"/>
+              <w:right w:w="120" w:type="dxa"/>
+            </w:tcMar>
+            <w:vAlign w:val="center"/>
+          </w:tcPr>
+          <w:p>
+            <w:pPr>
+              <w:spacing w:after="0" w:line="276" w:lineRule="auto"/>
+            </w:pPr>
+            <w:r>
+              <w:rPr>
+                <w:sz w:val="17"/>
+              </w:rPr>
+              <w:t xml:space="preserve">GET</w:t>
+            </w:r>
+          </w:p>
+        </w:tc>
+        <w:tc>
+          <w:tcPr>
+            <w:tcW w:w="3970" w:type="dxa"/>
+            <w:tcMar>
+              <w:top w:w="80" w:type="dxa"/>
+              <w:left w:w="120" w:type="dxa"/>
+              <w:bottom w:w="80" w:type="dxa"/>
+              <w:right w:w="120" w:type="dxa"/>
+            </w:tcMar>
+            <w:vAlign w:val="center"/>
+          </w:tcPr>
+          <w:p>
+            <w:pPr>
+              <w:spacing w:after="0" w:line="276" w:lineRule="auto"/>
+            </w:pPr>
+            <w:r>
+              <w:rPr>
+                <w:rFonts w:ascii="Consolas" w:hAnsi="Consolas" w:eastAsia="Consolas"/>
+                <w:color w:val="1F4D78"/>
+                <w:sz w:val="17"/>
+              </w:rPr>
+              <w:t xml:space="preserve">/meetings/:meetingId/change-requests</w:t>
+            </w:r>
+          </w:p>
+        </w:tc>
+        <w:tc>
+          <w:tcPr>
+            <w:tcW w:w="1801" w:type="dxa"/>
+            <w:tcMar>
+              <w:top w:w="80" w:type="dxa"/>
+              <w:left w:w="120" w:type="dxa"/>
+              <w:bottom w:w="80" w:type="dxa"/>
+              <w:right w:w="120" w:type="dxa"/>
+            </w:tcMar>
+            <w:vAlign w:val="center"/>
+          </w:tcPr>
+          <w:p>
+            <w:pPr>
+              <w:spacing w:after="0" w:line="276" w:lineRule="auto"/>
+            </w:pPr>
+            <w:r>
+              <w:rPr>
+                <w:sz w:val="17"/>
+              </w:rPr>
+              <w:t xml:space="preserve">Meeting change requests</w:t>
+            </w:r>
+          </w:p>
+        </w:tc>
+        <w:tc>
+          <w:tcPr>
+            <w:tcW w:w="2611" w:type="dxa"/>
+            <w:tcMar>
+              <w:top w:w="80" w:type="dxa"/>
+              <w:left w:w="120" w:type="dxa"/>
+              <w:bottom w:w="80" w:type="dxa"/>
+              <w:right w:w="120" w:type="dxa"/>
+            </w:tcMar>
+            <w:vAlign w:val="center"/>
+          </w:tcPr>
+          <w:p>
+            <w:pPr>
+              <w:spacing w:after="0" w:line="276" w:lineRule="auto"/>
+            </w:pPr>
+            <w:r>
+              <w:rPr>
+                <w:sz w:val="17"/>
+              </w:rPr>
+              <w:t xml:space="preserve">List the meeting's change requests (meeting owner).</w:t>
+            </w:r>
+          </w:p>
+        </w:tc>
+      </w:tr>
+      <w:tr>
+        <w:tc>
+          <w:tcPr>
+            <w:tcW w:w="978" w:type="dxa"/>
+            <w:tcMar>
+              <w:top w:w="80" w:type="dxa"/>
+              <w:left w:w="120" w:type="dxa"/>
+              <w:bottom w:w="80" w:type="dxa"/>
+              <w:right w:w="120" w:type="dxa"/>
+            </w:tcMar>
+            <w:vAlign w:val="center"/>
+          </w:tcPr>
+          <w:p>
+            <w:pPr>
+              <w:spacing w:after="0" w:line="276" w:lineRule="auto"/>
+            </w:pPr>
+            <w:r>
+              <w:rPr>
+                <w:sz w:val="17"/>
+              </w:rPr>
+              <w:t xml:space="preserve">GET</w:t>
+            </w:r>
+          </w:p>
+        </w:tc>
+        <w:tc>
+          <w:tcPr>
+            <w:tcW w:w="3970" w:type="dxa"/>
+            <w:tcMar>
+              <w:top w:w="80" w:type="dxa"/>
+              <w:left w:w="120" w:type="dxa"/>
+              <w:bottom w:w="80" w:type="dxa"/>
+              <w:right w:w="120" w:type="dxa"/>
+            </w:tcMar>
+            <w:vAlign w:val="center"/>
+          </w:tcPr>
+          <w:p>
+            <w:pPr>
+              <w:spacing w:after="0" w:line="276" w:lineRule="auto"/>
+            </w:pPr>
+            <w:r>
+              <w:rPr>
+                <w:rFonts w:ascii="Consolas" w:hAnsi="Consolas" w:eastAsia="Consolas"/>
+                <w:color w:val="1F4D78"/>
+                <w:sz w:val="17"/>
+              </w:rPr>
+              <w:t xml:space="preserve">/meetings/:meetingId/change-requests/:userId</w:t>
+            </w:r>
+          </w:p>
+        </w:tc>
+        <w:tc>
+          <w:tcPr>
+            <w:tcW w:w="1801" w:type="dxa"/>
+            <w:tcMar>
+              <w:top w:w="80" w:type="dxa"/>
+              <w:left w:w="120" w:type="dxa"/>
+              <w:bottom w:w="80" w:type="dxa"/>
+              <w:right w:w="120" w:type="dxa"/>
+            </w:tcMar>
+            <w:vAlign w:val="center"/>
+          </w:tcPr>
+          <w:p>
+            <w:pPr>
+              <w:spacing w:after="0" w:line="276" w:lineRule="auto"/>
+            </w:pPr>
+            <w:r>
+              <w:rPr>
+                <w:sz w:val="17"/>
+              </w:rPr>
+              <w:t xml:space="preserve">Meeting change requests</w:t>
+            </w:r>
+          </w:p>
+        </w:tc>
+        <w:tc>
+          <w:tcPr>
+            <w:tcW w:w="2611" w:type="dxa"/>
+            <w:tcMar>
+              <w:top w:w="80" w:type="dxa"/>
+              <w:left w:w="120" w:type="dxa"/>
+              <w:bottom w:w="80" w:type="dxa"/>
+              <w:right w:w="120" w:type="dxa"/>
+            </w:tcMar>
+            <w:vAlign w:val="center"/>
+          </w:tcPr>
+          <w:p>
+            <w:pPr>
+              <w:spacing w:after="0" w:line="276" w:lineRule="auto"/>
+            </w:pPr>
+            <w:r>
+              <w:rPr>
+                <w:sz w:val="17"/>
+              </w:rPr>
+              <w:t xml:space="preserve">List one participant's change requests (meeting owner).</w:t>
+            </w:r>
+          </w:p>
+        </w:tc>
+      </w:tr>
+      <w:tr>
+        <w:tc>
+          <w:tcPr>
+            <w:tcW w:w="978" w:type="dxa"/>
+            <w:tcMar>
+              <w:top w:w="80" w:type="dxa"/>
+              <w:left w:w="120" w:type="dxa"/>
+              <w:bottom w:w="80" w:type="dxa"/>
+              <w:right w:w="120" w:type="dxa"/>
+            </w:tcMar>
+            <w:vAlign w:val="center"/>
+          </w:tcPr>
+          <w:p>
+            <w:pPr>
+              <w:spacing w:after="0" w:line="276" w:lineRule="auto"/>
+            </w:pPr>
+            <w:r>
+              <w:rPr>
+                <w:sz w:val="17"/>
+              </w:rPr>
+              <w:t xml:space="preserve">PATCH</w:t>
+            </w:r>
+          </w:p>
+        </w:tc>
+        <w:tc>
+          <w:tcPr>
+            <w:tcW w:w="3970" w:type="dxa"/>
+            <w:tcMar>
+              <w:top w:w="80" w:type="dxa"/>
+              <w:left w:w="120" w:type="dxa"/>
+              <w:bottom w:w="80" w:type="dxa"/>
+              <w:right w:w="120" w:type="dxa"/>
+            </w:tcMar>
+            <w:vAlign w:val="center"/>
+          </w:tcPr>
+          <w:p>
+            <w:pPr>
+              <w:spacing w:after="0" w:line="276" w:lineRule="auto"/>
+            </w:pPr>
+            <w:r>
+              <w:rPr>
+                <w:rFonts w:ascii="Consolas" w:hAnsi="Consolas" w:eastAsia="Consolas"/>
+                <w:color w:val="1F4D78"/>
+                <w:sz w:val="17"/>
+              </w:rPr>
+              <w:t xml:space="preserve">/meetings/:meetingId/change-requests/:requestId/read</w:t>
+            </w:r>
+          </w:p>
+        </w:tc>
+        <w:tc>
+          <w:tcPr>
+            <w:tcW w:w="1801" w:type="dxa"/>
+            <w:tcMar>
+              <w:top w:w="80" w:type="dxa"/>
+              <w:left w:w="120" w:type="dxa"/>
+              <w:bottom w:w="80" w:type="dxa"/>
+              <w:right w:w="120" w:type="dxa"/>
+            </w:tcMar>
+            <w:vAlign w:val="center"/>
+          </w:tcPr>
+          <w:p>
+            <w:pPr>
+              <w:spacing w:after="0" w:line="276" w:lineRule="auto"/>
+            </w:pPr>
+            <w:r>
+              <w:rPr>
+                <w:sz w:val="17"/>
+              </w:rPr>
+              <w:t xml:space="preserve">Meeting change request</w:t>
+            </w:r>
+          </w:p>
+        </w:tc>
+        <w:tc>
+          <w:tcPr>
+            <w:tcW w:w="2611" w:type="dxa"/>
+            <w:tcMar>
+              <w:top w:w="80" w:type="dxa"/>
+              <w:left w:w="120" w:type="dxa"/>
+              <w:bottom w:w="80" w:type="dxa"/>
+              <w:right w:w="120" w:type="dxa"/>
+            </w:tcMar>
+            <w:vAlign w:val="center"/>
+          </w:tcPr>
+          <w:p>
+            <w:pPr>
+              <w:spacing w:after="0" w:line="276" w:lineRule="auto"/>
+            </w:pPr>
+            <w:r>
+              <w:rPr>
+                <w:sz w:val="17"/>
+              </w:rPr>
+              <w:t xml:space="preserve">Mark a change request as read (meeting owner).</w:t>
+            </w:r>
+          </w:p>
+        </w:tc>
+      </w:tr>
     </w:tbl>
     <w:p/>
     <w:p>
@@ -5916,7 +7149,7 @@
               <w:rPr>
                 <w:sz w:val="17"/>
               </w:rPr>
-              <w:t>GET</w:t>
+              <w:t xml:space="preserve">PUT</w:t>
             </w:r>
           </w:p>
         </w:tc>
@@ -5941,7 +7174,7 @@
                 <w:color w:val="1F4D78"/>
                 <w:sz w:val="17"/>
               </w:rPr>
-              <w:t>/meeting-requests/:requestId/invitees/:inviteeId</w:t>
+              <w:t xml:space="preserve">/meeting-requests/:requestId</w:t>
             </w:r>
           </w:p>
         </w:tc>
@@ -5964,7 +7197,7 @@
               <w:rPr>
                 <w:sz w:val="17"/>
               </w:rPr>
-              <w:t>Invitee request detail</w:t>
+              <w:t xml:space="preserve">Meeting request</w:t>
             </w:r>
           </w:p>
         </w:tc>
@@ -5987,7 +7220,7 @@
               <w:rPr>
                 <w:sz w:val="17"/>
               </w:rPr>
-              <w:t>Read invitee-specific request detail.</w:t>
+              <w:t xml:space="preserve">Update request details.</w:t>
             </w:r>
           </w:p>
         </w:tc>
@@ -6012,7 +7245,7 @@
               <w:rPr>
                 <w:sz w:val="17"/>
               </w:rPr>
-              <w:t>PUT</w:t>
+              <w:t xml:space="preserve">POST</w:t>
             </w:r>
           </w:p>
         </w:tc>
@@ -6037,7 +7270,7 @@
                 <w:color w:val="1F4D78"/>
                 <w:sz w:val="17"/>
               </w:rPr>
-              <w:t>/meeting-requests/:requestId/time-options</w:t>
+              <w:t xml:space="preserve">/meeting-requests/:requestId/send-invitations</w:t>
             </w:r>
           </w:p>
         </w:tc>
@@ -6060,7 +7293,7 @@
               <w:rPr>
                 <w:sz w:val="17"/>
               </w:rPr>
-              <w:t>Request time options</w:t>
+              <w:t xml:space="preserve">Request invitations</w:t>
             </w:r>
           </w:p>
         </w:tc>
@@ -6083,7 +7316,7 @@
               <w:rPr>
                 <w:sz w:val="17"/>
               </w:rPr>
-              <w:t>Replace candidate time options.</w:t>
+              <w:t xml:space="preserve">Email invitations to the invitees.</w:t>
             </w:r>
           </w:p>
         </w:tc>
@@ -6108,7 +7341,7 @@
               <w:rPr>
                 <w:sz w:val="17"/>
               </w:rPr>
-              <w:t>PUT</w:t>
+              <w:t>GET</w:t>
             </w:r>
           </w:p>
         </w:tc>
@@ -6133,7 +7366,7 @@
                 <w:color w:val="1F4D78"/>
                 <w:sz w:val="17"/>
               </w:rPr>
-              <w:t>/meeting-requests/:requestId/invitees</w:t>
+              <w:t>/meeting-requests/:requestId/invitees/:inviteeId</w:t>
             </w:r>
           </w:p>
         </w:tc>
@@ -6156,7 +7389,7 @@
               <w:rPr>
                 <w:sz w:val="17"/>
               </w:rPr>
-              <w:t>Request invitees</w:t>
+              <w:t>Invitee request detail</w:t>
             </w:r>
           </w:p>
         </w:tc>
@@ -6179,7 +7412,7 @@
               <w:rPr>
                 <w:sz w:val="17"/>
               </w:rPr>
-              <w:t>Replace invitees.</w:t>
+              <w:t>Read invitee-specific request detail.</w:t>
             </w:r>
           </w:p>
         </w:tc>
@@ -6229,7 +7462,7 @@
                 <w:color w:val="1F4D78"/>
                 <w:sz w:val="17"/>
               </w:rPr>
-              <w:t>/meeting-requests/:requestId/invitees/:inviteeId/availability</w:t>
+              <w:t>/meeting-requests/:requestId/time-options</w:t>
             </w:r>
           </w:p>
         </w:tc>
@@ -6252,7 +7485,7 @@
               <w:rPr>
                 <w:sz w:val="17"/>
               </w:rPr>
-              <w:t>Invitee availability</w:t>
+              <w:t>Request time options</w:t>
             </w:r>
           </w:p>
         </w:tc>
@@ -6275,7 +7508,7 @@
               <w:rPr>
                 <w:sz w:val="17"/>
               </w:rPr>
-              <w:t>Submit availability responses.</w:t>
+              <w:t>Replace candidate time options.</w:t>
             </w:r>
           </w:p>
         </w:tc>
@@ -6300,7 +7533,7 @@
               <w:rPr>
                 <w:sz w:val="17"/>
               </w:rPr>
-              <w:t>POST</w:t>
+              <w:t>PUT</w:t>
             </w:r>
           </w:p>
         </w:tc>
@@ -6325,7 +7558,7 @@
                 <w:color w:val="1F4D78"/>
                 <w:sz w:val="17"/>
               </w:rPr>
-              <w:t>/meeting-requests/:requestId/confirm</w:t>
+              <w:t>/meeting-requests/:requestId/invitees</w:t>
             </w:r>
           </w:p>
         </w:tc>
@@ -6348,7 +7581,7 @@
               <w:rPr>
                 <w:sz w:val="17"/>
               </w:rPr>
-              <w:t>Request confirmation</w:t>
+              <w:t>Request invitees</w:t>
             </w:r>
           </w:p>
         </w:tc>
@@ -6371,7 +7604,7 @@
               <w:rPr>
                 <w:sz w:val="17"/>
               </w:rPr>
-              <w:t>Confirm selected time and create a meeting.</w:t>
+              <w:t>Replace invitees.</w:t>
             </w:r>
           </w:p>
         </w:tc>
@@ -6396,7 +7629,7 @@
               <w:rPr>
                 <w:sz w:val="17"/>
               </w:rPr>
-              <w:t>DELETE</w:t>
+              <w:t>PUT</w:t>
             </w:r>
           </w:p>
         </w:tc>
@@ -6421,6 +7654,198 @@
                 <w:color w:val="1F4D78"/>
                 <w:sz w:val="17"/>
               </w:rPr>
+              <w:t>/meeting-requests/:requestId/invitees/:inviteeId/availability</w:t>
+            </w:r>
+          </w:p>
+        </w:tc>
+        <w:tc>
+          <w:tcPr>
+            <w:tcW w:w="1797" w:type="dxa"/>
+            <w:tcMar>
+              <w:top w:w="80" w:type="dxa"/>
+              <w:left w:w="120" w:type="dxa"/>
+              <w:bottom w:w="80" w:type="dxa"/>
+              <w:right w:w="120" w:type="dxa"/>
+            </w:tcMar>
+            <w:vAlign w:val="center"/>
+          </w:tcPr>
+          <w:p>
+            <w:pPr>
+              <w:spacing w:after="0" w:line="276" w:lineRule="auto"/>
+            </w:pPr>
+            <w:r>
+              <w:rPr>
+                <w:sz w:val="17"/>
+              </w:rPr>
+              <w:t>Invitee availability</w:t>
+            </w:r>
+          </w:p>
+        </w:tc>
+        <w:tc>
+          <w:tcPr>
+            <w:tcW w:w="2504" w:type="dxa"/>
+            <w:tcMar>
+              <w:top w:w="80" w:type="dxa"/>
+              <w:left w:w="120" w:type="dxa"/>
+              <w:bottom w:w="80" w:type="dxa"/>
+              <w:right w:w="120" w:type="dxa"/>
+            </w:tcMar>
+            <w:vAlign w:val="center"/>
+          </w:tcPr>
+          <w:p>
+            <w:pPr>
+              <w:spacing w:after="0" w:line="276" w:lineRule="auto"/>
+            </w:pPr>
+            <w:r>
+              <w:rPr>
+                <w:sz w:val="17"/>
+              </w:rPr>
+              <w:t>Submit availability responses.</w:t>
+            </w:r>
+          </w:p>
+        </w:tc>
+      </w:tr>
+      <w:tr>
+        <w:tc>
+          <w:tcPr>
+            <w:tcW w:w="948" w:type="dxa"/>
+            <w:tcMar>
+              <w:top w:w="80" w:type="dxa"/>
+              <w:left w:w="120" w:type="dxa"/>
+              <w:bottom w:w="80" w:type="dxa"/>
+              <w:right w:w="120" w:type="dxa"/>
+            </w:tcMar>
+            <w:vAlign w:val="center"/>
+          </w:tcPr>
+          <w:p>
+            <w:pPr>
+              <w:spacing w:after="0" w:line="276" w:lineRule="auto"/>
+            </w:pPr>
+            <w:r>
+              <w:rPr>
+                <w:sz w:val="17"/>
+              </w:rPr>
+              <w:t>POST</w:t>
+            </w:r>
+          </w:p>
+        </w:tc>
+        <w:tc>
+          <w:tcPr>
+            <w:tcW w:w="4111" w:type="dxa"/>
+            <w:tcMar>
+              <w:top w:w="80" w:type="dxa"/>
+              <w:left w:w="120" w:type="dxa"/>
+              <w:bottom w:w="80" w:type="dxa"/>
+              <w:right w:w="120" w:type="dxa"/>
+            </w:tcMar>
+            <w:vAlign w:val="center"/>
+          </w:tcPr>
+          <w:p>
+            <w:pPr>
+              <w:spacing w:after="0" w:line="276" w:lineRule="auto"/>
+            </w:pPr>
+            <w:r>
+              <w:rPr>
+                <w:rFonts w:ascii="Consolas" w:hAnsi="Consolas" w:eastAsia="Consolas"/>
+                <w:color w:val="1F4D78"/>
+                <w:sz w:val="17"/>
+              </w:rPr>
+              <w:t>/meeting-requests/:requestId/confirm</w:t>
+            </w:r>
+          </w:p>
+        </w:tc>
+        <w:tc>
+          <w:tcPr>
+            <w:tcW w:w="1797" w:type="dxa"/>
+            <w:tcMar>
+              <w:top w:w="80" w:type="dxa"/>
+              <w:left w:w="120" w:type="dxa"/>
+              <w:bottom w:w="80" w:type="dxa"/>
+              <w:right w:w="120" w:type="dxa"/>
+            </w:tcMar>
+            <w:vAlign w:val="center"/>
+          </w:tcPr>
+          <w:p>
+            <w:pPr>
+              <w:spacing w:after="0" w:line="276" w:lineRule="auto"/>
+            </w:pPr>
+            <w:r>
+              <w:rPr>
+                <w:sz w:val="17"/>
+              </w:rPr>
+              <w:t>Request confirmation</w:t>
+            </w:r>
+          </w:p>
+        </w:tc>
+        <w:tc>
+          <w:tcPr>
+            <w:tcW w:w="2504" w:type="dxa"/>
+            <w:tcMar>
+              <w:top w:w="80" w:type="dxa"/>
+              <w:left w:w="120" w:type="dxa"/>
+              <w:bottom w:w="80" w:type="dxa"/>
+              <w:right w:w="120" w:type="dxa"/>
+            </w:tcMar>
+            <w:vAlign w:val="center"/>
+          </w:tcPr>
+          <w:p>
+            <w:pPr>
+              <w:spacing w:after="0" w:line="276" w:lineRule="auto"/>
+            </w:pPr>
+            <w:r>
+              <w:rPr>
+                <w:sz w:val="17"/>
+              </w:rPr>
+              <w:t>Confirm selected time and create a meeting.</w:t>
+            </w:r>
+          </w:p>
+        </w:tc>
+      </w:tr>
+      <w:tr>
+        <w:tc>
+          <w:tcPr>
+            <w:tcW w:w="948" w:type="dxa"/>
+            <w:tcMar>
+              <w:top w:w="80" w:type="dxa"/>
+              <w:left w:w="120" w:type="dxa"/>
+              <w:bottom w:w="80" w:type="dxa"/>
+              <w:right w:w="120" w:type="dxa"/>
+            </w:tcMar>
+            <w:vAlign w:val="center"/>
+          </w:tcPr>
+          <w:p>
+            <w:pPr>
+              <w:spacing w:after="0" w:line="276" w:lineRule="auto"/>
+            </w:pPr>
+            <w:r>
+              <w:rPr>
+                <w:sz w:val="17"/>
+              </w:rPr>
+              <w:t>DELETE</w:t>
+            </w:r>
+          </w:p>
+        </w:tc>
+        <w:tc>
+          <w:tcPr>
+            <w:tcW w:w="4111" w:type="dxa"/>
+            <w:tcMar>
+              <w:top w:w="80" w:type="dxa"/>
+              <w:left w:w="120" w:type="dxa"/>
+              <w:bottom w:w="80" w:type="dxa"/>
+              <w:right w:w="120" w:type="dxa"/>
+            </w:tcMar>
+            <w:vAlign w:val="center"/>
+          </w:tcPr>
+          <w:p>
+            <w:pPr>
+              <w:spacing w:after="0" w:line="276" w:lineRule="auto"/>
+            </w:pPr>
+            <w:r>
+              <w:rPr>
+                <w:rFonts w:ascii="Consolas" w:hAnsi="Consolas" w:eastAsia="Consolas"/>
+                <w:color w:val="1F4D78"/>
+                <w:sz w:val="17"/>
+              </w:rPr>
               <w:t>/meeting-requests/:requestId</w:t>
             </w:r>
           </w:p>
@@ -6468,6 +7893,198 @@
                 <w:sz w:val="17"/>
               </w:rPr>
               <w:t>Cancel the request and linked meeting when applicable.</w:t>
+            </w:r>
+          </w:p>
+        </w:tc>
+      </w:tr>
+      <w:tr>
+        <w:tc>
+          <w:tcPr>
+            <w:tcW w:w="948" w:type="dxa"/>
+            <w:tcMar>
+              <w:top w:w="80" w:type="dxa"/>
+              <w:left w:w="120" w:type="dxa"/>
+              <w:bottom w:w="80" w:type="dxa"/>
+              <w:right w:w="120" w:type="dxa"/>
+            </w:tcMar>
+            <w:vAlign w:val="center"/>
+          </w:tcPr>
+          <w:p>
+            <w:pPr>
+              <w:spacing w:after="0" w:line="276" w:lineRule="auto"/>
+            </w:pPr>
+            <w:r>
+              <w:rPr>
+                <w:sz w:val="17"/>
+              </w:rPr>
+              <w:t xml:space="preserve">GET</w:t>
+            </w:r>
+          </w:p>
+        </w:tc>
+        <w:tc>
+          <w:tcPr>
+            <w:tcW w:w="4111" w:type="dxa"/>
+            <w:tcMar>
+              <w:top w:w="80" w:type="dxa"/>
+              <w:left w:w="120" w:type="dxa"/>
+              <w:bottom w:w="80" w:type="dxa"/>
+              <w:right w:w="120" w:type="dxa"/>
+            </w:tcMar>
+            <w:vAlign w:val="center"/>
+          </w:tcPr>
+          <w:p>
+            <w:pPr>
+              <w:spacing w:after="0" w:line="276" w:lineRule="auto"/>
+            </w:pPr>
+            <w:r>
+              <w:rPr>
+                <w:rFonts w:ascii="Consolas" w:hAnsi="Consolas" w:eastAsia="Consolas"/>
+                <w:color w:val="1F4D78"/>
+                <w:sz w:val="17"/>
+              </w:rPr>
+              <w:t xml:space="preserve">/public/invitations/:token</w:t>
+            </w:r>
+          </w:p>
+        </w:tc>
+        <w:tc>
+          <w:tcPr>
+            <w:tcW w:w="1797" w:type="dxa"/>
+            <w:tcMar>
+              <w:top w:w="80" w:type="dxa"/>
+              <w:left w:w="120" w:type="dxa"/>
+              <w:bottom w:w="80" w:type="dxa"/>
+              <w:right w:w="120" w:type="dxa"/>
+            </w:tcMar>
+            <w:vAlign w:val="center"/>
+          </w:tcPr>
+          <w:p>
+            <w:pPr>
+              <w:spacing w:after="0" w:line="276" w:lineRule="auto"/>
+            </w:pPr>
+            <w:r>
+              <w:rPr>
+                <w:sz w:val="17"/>
+              </w:rPr>
+              <w:t xml:space="preserve">Public invitation</w:t>
+            </w:r>
+          </w:p>
+        </w:tc>
+        <w:tc>
+          <w:tcPr>
+            <w:tcW w:w="2504" w:type="dxa"/>
+            <w:tcMar>
+              <w:top w:w="80" w:type="dxa"/>
+              <w:left w:w="120" w:type="dxa"/>
+              <w:bottom w:w="80" w:type="dxa"/>
+              <w:right w:w="120" w:type="dxa"/>
+            </w:tcMar>
+            <w:vAlign w:val="center"/>
+          </w:tcPr>
+          <w:p>
+            <w:pPr>
+              <w:spacing w:after="0" w:line="276" w:lineRule="auto"/>
+            </w:pPr>
+            <w:r>
+              <w:rPr>
+                <w:sz w:val="17"/>
+              </w:rPr>
+              <w:t xml:space="preserve">Read an invitation from an emailed link; no sign-in required.</w:t>
+            </w:r>
+          </w:p>
+        </w:tc>
+      </w:tr>
+      <w:tr>
+        <w:tc>
+          <w:tcPr>
+            <w:tcW w:w="948" w:type="dxa"/>
+            <w:tcMar>
+              <w:top w:w="80" w:type="dxa"/>
+              <w:left w:w="120" w:type="dxa"/>
+              <w:bottom w:w="80" w:type="dxa"/>
+              <w:right w:w="120" w:type="dxa"/>
+            </w:tcMar>
+            <w:vAlign w:val="center"/>
+          </w:tcPr>
+          <w:p>
+            <w:pPr>
+              <w:spacing w:after="0" w:line="276" w:lineRule="auto"/>
+            </w:pPr>
+            <w:r>
+              <w:rPr>
+                <w:sz w:val="17"/>
+              </w:rPr>
+              <w:t xml:space="preserve">PUT</w:t>
+            </w:r>
+          </w:p>
+        </w:tc>
+        <w:tc>
+          <w:tcPr>
+            <w:tcW w:w="4111" w:type="dxa"/>
+            <w:tcMar>
+              <w:top w:w="80" w:type="dxa"/>
+              <w:left w:w="120" w:type="dxa"/>
+              <w:bottom w:w="80" w:type="dxa"/>
+              <w:right w:w="120" w:type="dxa"/>
+            </w:tcMar>
+            <w:vAlign w:val="center"/>
+          </w:tcPr>
+          <w:p>
+            <w:pPr>
+              <w:spacing w:after="0" w:line="276" w:lineRule="auto"/>
+            </w:pPr>
+            <w:r>
+              <w:rPr>
+                <w:rFonts w:ascii="Consolas" w:hAnsi="Consolas" w:eastAsia="Consolas"/>
+                <w:color w:val="1F4D78"/>
+                <w:sz w:val="17"/>
+              </w:rPr>
+              <w:t xml:space="preserve">/public/invitations/:token/availability</w:t>
+            </w:r>
+          </w:p>
+        </w:tc>
+        <w:tc>
+          <w:tcPr>
+            <w:tcW w:w="1797" w:type="dxa"/>
+            <w:tcMar>
+              <w:top w:w="80" w:type="dxa"/>
+              <w:left w:w="120" w:type="dxa"/>
+              <w:bottom w:w="80" w:type="dxa"/>
+              <w:right w:w="120" w:type="dxa"/>
+            </w:tcMar>
+            <w:vAlign w:val="center"/>
+          </w:tcPr>
+          <w:p>
+            <w:pPr>
+              <w:spacing w:after="0" w:line="276" w:lineRule="auto"/>
+            </w:pPr>
+            <w:r>
+              <w:rPr>
+                <w:sz w:val="17"/>
+              </w:rPr>
+              <w:t xml:space="preserve">Public invitation</w:t>
+            </w:r>
+          </w:p>
+        </w:tc>
+        <w:tc>
+          <w:tcPr>
+            <w:tcW w:w="2504" w:type="dxa"/>
+            <w:tcMar>
+              <w:top w:w="80" w:type="dxa"/>
+              <w:left w:w="120" w:type="dxa"/>
+              <w:bottom w:w="80" w:type="dxa"/>
+              <w:right w:w="120" w:type="dxa"/>
+            </w:tcMar>
+            <w:vAlign w:val="center"/>
+          </w:tcPr>
+          <w:p>
+            <w:pPr>
+              <w:spacing w:after="0" w:line="276" w:lineRule="auto"/>
+            </w:pPr>
+            <w:r>
+              <w:rPr>
+                <w:sz w:val="17"/>
+              </w:rPr>
+              <w:t xml:space="preserve">Submit availability from an emailed link; no sign-in required.</w:t>
             </w:r>
           </w:p>
         </w:tc>
@@ -7565,6 +9182,390 @@
                 <w:sz w:val="17"/>
               </w:rPr>
               <w:t>Start or retry transcription and analysis.</w:t>
+            </w:r>
+          </w:p>
+        </w:tc>
+      </w:tr>
+      <w:tr>
+        <w:tc>
+          <w:tcPr>
+            <w:tcW w:w="984" w:type="dxa"/>
+            <w:tcMar>
+              <w:top w:w="80" w:type="dxa"/>
+              <w:left w:w="120" w:type="dxa"/>
+              <w:bottom w:w="80" w:type="dxa"/>
+              <w:right w:w="120" w:type="dxa"/>
+            </w:tcMar>
+            <w:vAlign w:val="center"/>
+          </w:tcPr>
+          <w:p>
+            <w:pPr>
+              <w:spacing w:after="0" w:line="276" w:lineRule="auto"/>
+            </w:pPr>
+            <w:r>
+              <w:rPr>
+                <w:sz w:val="17"/>
+              </w:rPr>
+              <w:t xml:space="preserve">GET</w:t>
+            </w:r>
+          </w:p>
+        </w:tc>
+        <w:tc>
+          <w:tcPr>
+            <w:tcW w:w="4238" w:type="dxa"/>
+            <w:tcMar>
+              <w:top w:w="80" w:type="dxa"/>
+              <w:left w:w="120" w:type="dxa"/>
+              <w:bottom w:w="80" w:type="dxa"/>
+              <w:right w:w="120" w:type="dxa"/>
+            </w:tcMar>
+            <w:vAlign w:val="center"/>
+          </w:tcPr>
+          <w:p>
+            <w:pPr>
+              <w:spacing w:after="0" w:line="276" w:lineRule="auto"/>
+            </w:pPr>
+            <w:r>
+              <w:rPr>
+                <w:rFonts w:ascii="Consolas" w:hAnsi="Consolas" w:eastAsia="Consolas"/>
+                <w:color w:val="1F4D78"/>
+                <w:sz w:val="17"/>
+              </w:rPr>
+              <w:t xml:space="preserve">/meetings/:meetingId/workflow/events</w:t>
+            </w:r>
+          </w:p>
+        </w:tc>
+        <w:tc>
+          <w:tcPr>
+            <w:tcW w:w="1585" w:type="dxa"/>
+            <w:tcMar>
+              <w:top w:w="80" w:type="dxa"/>
+              <w:left w:w="120" w:type="dxa"/>
+              <w:bottom w:w="80" w:type="dxa"/>
+              <w:right w:w="120" w:type="dxa"/>
+            </w:tcMar>
+            <w:vAlign w:val="center"/>
+          </w:tcPr>
+          <w:p>
+            <w:pPr>
+              <w:spacing w:after="0" w:line="276" w:lineRule="auto"/>
+            </w:pPr>
+            <w:r>
+              <w:rPr>
+                <w:sz w:val="17"/>
+              </w:rPr>
+              <w:t xml:space="preserve">Workflow status stream</w:t>
+            </w:r>
+          </w:p>
+        </w:tc>
+        <w:tc>
+          <w:tcPr>
+            <w:tcW w:w="2553" w:type="dxa"/>
+            <w:tcMar>
+              <w:top w:w="80" w:type="dxa"/>
+              <w:left w:w="120" w:type="dxa"/>
+              <w:bottom w:w="80" w:type="dxa"/>
+              <w:right w:w="120" w:type="dxa"/>
+            </w:tcMar>
+            <w:vAlign w:val="center"/>
+          </w:tcPr>
+          <w:p>
+            <w:pPr>
+              <w:spacing w:after="0" w:line="276" w:lineRule="auto"/>
+            </w:pPr>
+            <w:r>
+              <w:rPr>
+                <w:sz w:val="17"/>
+              </w:rPr>
+              <w:t xml:space="preserve">Server-sent events with recording workflow status snapshots.</w:t>
+            </w:r>
+          </w:p>
+        </w:tc>
+      </w:tr>
+      <w:tr>
+        <w:tc>
+          <w:tcPr>
+            <w:tcW w:w="984" w:type="dxa"/>
+            <w:tcMar>
+              <w:top w:w="80" w:type="dxa"/>
+              <w:left w:w="120" w:type="dxa"/>
+              <w:bottom w:w="80" w:type="dxa"/>
+              <w:right w:w="120" w:type="dxa"/>
+            </w:tcMar>
+            <w:vAlign w:val="center"/>
+          </w:tcPr>
+          <w:p>
+            <w:pPr>
+              <w:spacing w:after="0" w:line="276" w:lineRule="auto"/>
+            </w:pPr>
+            <w:r>
+              <w:rPr>
+                <w:sz w:val="17"/>
+              </w:rPr>
+              <w:t xml:space="preserve">PATCH</w:t>
+            </w:r>
+          </w:p>
+        </w:tc>
+        <w:tc>
+          <w:tcPr>
+            <w:tcW w:w="4238" w:type="dxa"/>
+            <w:tcMar>
+              <w:top w:w="80" w:type="dxa"/>
+              <w:left w:w="120" w:type="dxa"/>
+              <w:bottom w:w="80" w:type="dxa"/>
+              <w:right w:w="120" w:type="dxa"/>
+            </w:tcMar>
+            <w:vAlign w:val="center"/>
+          </w:tcPr>
+          <w:p>
+            <w:pPr>
+              <w:spacing w:after="0" w:line="276" w:lineRule="auto"/>
+            </w:pPr>
+            <w:r>
+              <w:rPr>
+                <w:rFonts w:ascii="Consolas" w:hAnsi="Consolas" w:eastAsia="Consolas"/>
+                <w:color w:val="1F4D78"/>
+                <w:sz w:val="17"/>
+              </w:rPr>
+              <w:t xml:space="preserve">/meetings/:meetingId/analysis-suggestions/:suggestionId</w:t>
+            </w:r>
+          </w:p>
+        </w:tc>
+        <w:tc>
+          <w:tcPr>
+            <w:tcW w:w="1585" w:type="dxa"/>
+            <w:tcMar>
+              <w:top w:w="80" w:type="dxa"/>
+              <w:left w:w="120" w:type="dxa"/>
+              <w:bottom w:w="80" w:type="dxa"/>
+              <w:right w:w="120" w:type="dxa"/>
+            </w:tcMar>
+            <w:vAlign w:val="center"/>
+          </w:tcPr>
+          <w:p>
+            <w:pPr>
+              <w:spacing w:after="0" w:line="276" w:lineRule="auto"/>
+            </w:pPr>
+            <w:r>
+              <w:rPr>
+                <w:sz w:val="17"/>
+              </w:rPr>
+              <w:t xml:space="preserve">Action-item suggestion</w:t>
+            </w:r>
+          </w:p>
+        </w:tc>
+        <w:tc>
+          <w:tcPr>
+            <w:tcW w:w="2553" w:type="dxa"/>
+            <w:tcMar>
+              <w:top w:w="80" w:type="dxa"/>
+              <w:left w:w="120" w:type="dxa"/>
+              <w:bottom w:w="80" w:type="dxa"/>
+              <w:right w:w="120" w:type="dxa"/>
+            </w:tcMar>
+            <w:vAlign w:val="center"/>
+          </w:tcPr>
+          <w:p>
+            <w:pPr>
+              <w:spacing w:after="0" w:line="276" w:lineRule="auto"/>
+            </w:pPr>
+            <w:r>
+              <w:rPr>
+                <w:sz w:val="17"/>
+              </w:rPr>
+              <w:t xml:space="preserve">Edit a proposed action item before review.</w:t>
+            </w:r>
+          </w:p>
+        </w:tc>
+      </w:tr>
+      <w:tr>
+        <w:tc>
+          <w:tcPr>
+            <w:tcW w:w="984" w:type="dxa"/>
+            <w:tcMar>
+              <w:top w:w="80" w:type="dxa"/>
+              <w:left w:w="120" w:type="dxa"/>
+              <w:bottom w:w="80" w:type="dxa"/>
+              <w:right w:w="120" w:type="dxa"/>
+            </w:tcMar>
+            <w:vAlign w:val="center"/>
+          </w:tcPr>
+          <w:p>
+            <w:pPr>
+              <w:spacing w:after="0" w:line="276" w:lineRule="auto"/>
+            </w:pPr>
+            <w:r>
+              <w:rPr>
+                <w:sz w:val="17"/>
+              </w:rPr>
+              <w:t xml:space="preserve">POST</w:t>
+            </w:r>
+          </w:p>
+        </w:tc>
+        <w:tc>
+          <w:tcPr>
+            <w:tcW w:w="4238" w:type="dxa"/>
+            <w:tcMar>
+              <w:top w:w="80" w:type="dxa"/>
+              <w:left w:w="120" w:type="dxa"/>
+              <w:bottom w:w="80" w:type="dxa"/>
+              <w:right w:w="120" w:type="dxa"/>
+            </w:tcMar>
+            <w:vAlign w:val="center"/>
+          </w:tcPr>
+          <w:p>
+            <w:pPr>
+              <w:spacing w:after="0" w:line="276" w:lineRule="auto"/>
+            </w:pPr>
+            <w:r>
+              <w:rPr>
+                <w:rFonts w:ascii="Consolas" w:hAnsi="Consolas" w:eastAsia="Consolas"/>
+                <w:color w:val="1F4D78"/>
+                <w:sz w:val="17"/>
+              </w:rPr>
+              <w:t xml:space="preserve">/meetings/:meetingId/analysis-suggestions/:suggestionId/accept</w:t>
+            </w:r>
+          </w:p>
+        </w:tc>
+        <w:tc>
+          <w:tcPr>
+            <w:tcW w:w="1585" w:type="dxa"/>
+            <w:tcMar>
+              <w:top w:w="80" w:type="dxa"/>
+              <w:left w:w="120" w:type="dxa"/>
+              <w:bottom w:w="80" w:type="dxa"/>
+              <w:right w:w="120" w:type="dxa"/>
+            </w:tcMar>
+            <w:vAlign w:val="center"/>
+          </w:tcPr>
+          <w:p>
+            <w:pPr>
+              <w:spacing w:after="0" w:line="276" w:lineRule="auto"/>
+            </w:pPr>
+            <w:r>
+              <w:rPr>
+                <w:sz w:val="17"/>
+              </w:rPr>
+              <w:t xml:space="preserve">Action-item suggestion</w:t>
+            </w:r>
+          </w:p>
+        </w:tc>
+        <w:tc>
+          <w:tcPr>
+            <w:tcW w:w="2553" w:type="dxa"/>
+            <w:tcMar>
+              <w:top w:w="80" w:type="dxa"/>
+              <w:left w:w="120" w:type="dxa"/>
+              <w:bottom w:w="80" w:type="dxa"/>
+              <w:right w:w="120" w:type="dxa"/>
+            </w:tcMar>
+            <w:vAlign w:val="center"/>
+          </w:tcPr>
+          <w:p>
+            <w:pPr>
+              <w:spacing w:after="0" w:line="276" w:lineRule="auto"/>
+            </w:pPr>
+            <w:r>
+              <w:rPr>
+                <w:sz w:val="17"/>
+              </w:rPr>
+              <w:t xml:space="preserve">Accept a proposed action item and create it.</w:t>
+            </w:r>
+          </w:p>
+        </w:tc>
+      </w:tr>
+      <w:tr>
+        <w:tc>
+          <w:tcPr>
+            <w:tcW w:w="984" w:type="dxa"/>
+            <w:tcMar>
+              <w:top w:w="80" w:type="dxa"/>
+              <w:left w:w="120" w:type="dxa"/>
+              <w:bottom w:w="80" w:type="dxa"/>
+              <w:right w:w="120" w:type="dxa"/>
+            </w:tcMar>
+            <w:vAlign w:val="center"/>
+          </w:tcPr>
+          <w:p>
+            <w:pPr>
+              <w:spacing w:after="0" w:line="276" w:lineRule="auto"/>
+            </w:pPr>
+            <w:r>
+              <w:rPr>
+                <w:sz w:val="17"/>
+              </w:rPr>
+              <w:t xml:space="preserve">POST</w:t>
+            </w:r>
+          </w:p>
+        </w:tc>
+        <w:tc>
+          <w:tcPr>
+            <w:tcW w:w="4238" w:type="dxa"/>
+            <w:tcMar>
+              <w:top w:w="80" w:type="dxa"/>
+              <w:left w:w="120" w:type="dxa"/>
+              <w:bottom w:w="80" w:type="dxa"/>
+              <w:right w:w="120" w:type="dxa"/>
+            </w:tcMar>
+            <w:vAlign w:val="center"/>
+          </w:tcPr>
+          <w:p>
+            <w:pPr>
+              <w:spacing w:after="0" w:line="276" w:lineRule="auto"/>
+            </w:pPr>
+            <w:r>
+              <w:rPr>
+                <w:rFonts w:ascii="Consolas" w:hAnsi="Consolas" w:eastAsia="Consolas"/>
+                <w:color w:val="1F4D78"/>
+                <w:sz w:val="17"/>
+              </w:rPr>
+              <w:t xml:space="preserve">/meetings/:meetingId/analysis-suggestions/:suggestionId/reject</w:t>
+            </w:r>
+          </w:p>
+        </w:tc>
+        <w:tc>
+          <w:tcPr>
+            <w:tcW w:w="1585" w:type="dxa"/>
+            <w:tcMar>
+              <w:top w:w="80" w:type="dxa"/>
+              <w:left w:w="120" w:type="dxa"/>
+              <w:bottom w:w="80" w:type="dxa"/>
+              <w:right w:w="120" w:type="dxa"/>
+            </w:tcMar>
+            <w:vAlign w:val="center"/>
+          </w:tcPr>
+          <w:p>
+            <w:pPr>
+              <w:spacing w:after="0" w:line="276" w:lineRule="auto"/>
+            </w:pPr>
+            <w:r>
+              <w:rPr>
+                <w:sz w:val="17"/>
+              </w:rPr>
+              <w:t xml:space="preserve">Action-item suggestion</w:t>
+            </w:r>
+          </w:p>
+        </w:tc>
+        <w:tc>
+          <w:tcPr>
+            <w:tcW w:w="2553" w:type="dxa"/>
+            <w:tcMar>
+              <w:top w:w="80" w:type="dxa"/>
+              <w:left w:w="120" w:type="dxa"/>
+              <w:bottom w:w="80" w:type="dxa"/>
+              <w:right w:w="120" w:type="dxa"/>
+            </w:tcMar>
+            <w:vAlign w:val="center"/>
+          </w:tcPr>
+          <w:p>
+            <w:pPr>
+              <w:spacing w:after="0" w:line="276" w:lineRule="auto"/>
+            </w:pPr>
+            <w:r>
+              <w:rPr>
+                <w:sz w:val="17"/>
+              </w:rPr>
+              <w:t xml:space="preserve">Reject a proposed action item.</w:t>
             </w:r>
           </w:p>
         </w:tc>
@@ -10053,6 +12054,14 @@
       </w:pPr>
       <w:r>
         <w:t>Prevent removal or demotion of the last organizer for a meeting.</w:t>
+      </w:r>
+    </w:p>
+    <w:p>
+      <w:pPr>
+        <w:pStyle w:val="ListBullet"/>
+      </w:pPr>
+      <w:r>
+        <w:t xml:space="preserve">Allow only attendees to send meeting change requests, and only the meeting owner to read them.</w:t>
       </w:r>
     </w:p>
     <w:p>
@@ -10405,7 +12414,7 @@
               <w:rPr>
                 <w:sz w:val="17"/>
               </w:rPr>
-              <w:t>Yes, with one change</w:t>
+              <w:t xml:space="preserve">Yes</w:t>
             </w:r>
           </w:p>
         </w:tc>
@@ -10428,7 +12437,7 @@
               <w:rPr>
                 <w:sz w:val="17"/>
               </w:rPr>
-              <w:t>Run more instances behind Caddy. Sessions are stateless JWTs and SSE status updates fan out through Redis Pub/Sub, so any instance can serve any client. Rate limiting is counted in each process's memory and must move to a shared Redis store first.</w:t>
+              <w:t xml:space="preserve">Run more instances behind Caddy. Sessions are stateless JWTs and SSE status updates fan out through Redis Pub/Sub, so any instance can serve any client. Rate limiting is counted in each process's memory, so each instance applies its own limit; a shared Redis store gives one limit across instances.</w:t>
             </w:r>
           </w:p>
         </w:tc>
@@ -10802,7 +12811,7 @@
               <w:rPr>
                 <w:sz w:val="17"/>
               </w:rPr>
-              <w:t>Vertically</w:t>
+              <w:t xml:space="preserve">Vertically</w:t>
             </w:r>
           </w:p>
         </w:tc>
@@ -10833,13 +12842,41 @@
                 <w:color w:val="1F4D78"/>
                 <w:sz w:val="17"/>
               </w:rPr>
-              <w:t>noeviction</w:t>
-            </w:r>
-            <w:r>
-              <w:rPr>
-                <w:sz w:val="17"/>
-              </w:rPr>
-              <w:t xml:space="preserve"> policy for high availability.</w:t>
+              <w:t xml:space="preserve">noeviction</w:t>
+            </w:r>
+            <w:r>
+              <w:rPr>
+                <w:sz w:val="17"/>
+              </w:rPr>
+              <w:t xml:space="preserve"> policy for high availability, set through </w:t>
+            </w:r>
+            <w:r>
+              <w:rPr>
+                <w:rFonts w:ascii="Consolas" w:hAnsi="Consolas" w:eastAsia="Consolas"/>
+                <w:color w:val="1F4D78"/>
+                <w:sz w:val="17"/>
+              </w:rPr>
+              <w:t xml:space="preserve">REDIS_URL</w:t>
+            </w:r>
+            <w:r>
+              <w:rPr>
+                <w:sz w:val="17"/>
+              </w:rPr>
+              <w:t xml:space="preserve"> and, for the AI worker container, </w:t>
+            </w:r>
+            <w:r>
+              <w:rPr>
+                <w:rFonts w:ascii="Consolas" w:hAnsi="Consolas" w:eastAsia="Consolas"/>
+                <w:color w:val="1F4D78"/>
+                <w:sz w:val="17"/>
+              </w:rPr>
+              <w:t xml:space="preserve">AI_WORKER_REDIS_URL</w:t>
+            </w:r>
+            <w:r>
+              <w:rPr>
+                <w:sz w:val="17"/>
+              </w:rPr>
+              <w:t xml:space="preserve">.</w:t>
             </w:r>
           </w:p>
         </w:tc>
@@ -10887,7 +12924,7 @@
               <w:rPr>
                 <w:sz w:val="17"/>
               </w:rPr>
-              <w:t>Vertically</w:t>
+              <w:t xml:space="preserve">Vertically</w:t>
             </w:r>
           </w:p>
         </w:tc>
@@ -10918,7 +12955,21 @@
                 <w:color w:val="1F4D78"/>
                 <w:sz w:val="17"/>
               </w:rPr>
-              <w:t>MINIO_*</w:t>
+              <w:t xml:space="preserve">MINIO_*</w:t>
+            </w:r>
+            <w:r>
+              <w:rPr>
+                <w:sz w:val="17"/>
+              </w:rPr>
+              <w:t xml:space="preserve"> settings and, for the AI worker container, the </w:t>
+            </w:r>
+            <w:r>
+              <w:rPr>
+                <w:rFonts w:ascii="Consolas" w:hAnsi="Consolas" w:eastAsia="Consolas"/>
+                <w:color w:val="1F4D78"/>
+                <w:sz w:val="17"/>
+              </w:rPr>
+              <w:t xml:space="preserve">AI_WORKER_MINIO_*</w:t>
             </w:r>
             <w:r>
               <w:rPr>
@@ -10977,7 +13028,7 @@
         </w:numPr>
       </w:pPr>
       <w:r>
-        <w:t>Run several API, workflow-worker, and AI-worker instances on separate hosts or on Kubernetes or OpenShift (Deployment Guide, Option 3). This needs the shared rate-limit store and container images for the Node.js services, which do not exist yet.</w:t>
+        <w:t xml:space="preserve">Run two or more application hosts behind a load balancer, with managed PostgreSQL, a managed Redis-compatible cache, managed object storage, and a separate AI host (Deployment Guide, Option 3). Move rate limiting to the shared Redis store so that one limit applies across hosts.</w:t>
       </w:r>
     </w:p>
     <w:p>
@@ -11246,7 +13297,7 @@
               <w:rPr>
                 <w:sz w:val="17"/>
               </w:rPr>
-              <w:t>Upload, download, stream, delete, size limits, unauthorized access rejection.</w:t>
+              <w:t xml:space="preserve">Upload, download, stream, delete, size limits, unauthorized access rejection.</w:t>
             </w:r>
           </w:p>
         </w:tc>
@@ -11343,54 +13394,6 @@
                 <w:sz w:val="17"/>
               </w:rPr>
               <w:t>Liveness/readiness health, login, dashboard, core meeting workflow, file access.</w:t>
-            </w:r>
-          </w:p>
-        </w:tc>
-      </w:tr>
-      <w:tr>
-        <w:tc>
-          <w:tcPr>
-            <w:tcW w:w="2249" w:type="dxa"/>
-            <w:tcMar>
-              <w:top w:w="80" w:type="dxa"/>
-              <w:left w:w="120" w:type="dxa"/>
-              <w:bottom w:w="80" w:type="dxa"/>
-              <w:right w:w="120" w:type="dxa"/>
-            </w:tcMar>
-            <w:vAlign w:val="center"/>
-          </w:tcPr>
-          <w:p>
-            <w:pPr>
-              <w:spacing w:after="0" w:line="276" w:lineRule="auto"/>
-            </w:pPr>
-            <w:r>
-              <w:rPr>
-                <w:sz w:val="17"/>
-              </w:rPr>
-              <w:t>Load testing</w:t>
-            </w:r>
-          </w:p>
-        </w:tc>
-        <w:tc>
-          <w:tcPr>
-            <w:tcW w:w="7111" w:type="dxa"/>
-            <w:tcMar>
-              <w:top w:w="80" w:type="dxa"/>
-              <w:left w:w="120" w:type="dxa"/>
-              <w:bottom w:w="80" w:type="dxa"/>
-              <w:right w:w="120" w:type="dxa"/>
-            </w:tcMar>
-            <w:vAlign w:val="center"/>
-          </w:tcPr>
-          <w:p>
-            <w:pPr>
-              <w:spacing w:after="0" w:line="276" w:lineRule="auto"/>
-            </w:pPr>
-            <w:r>
-              <w:rPr>
-                <w:sz w:val="17"/>
-              </w:rPr>
-              <w:t>Dashboard, meeting repository search, meeting detail, uploads, and action-item updates.</w:t>
             </w:r>
           </w:p>
         </w:tc>

--- a/docs/technical-spec.docx
+++ b/docs/technical-spec.docx
@@ -25,7 +25,7 @@
           <w:color w:val="555555"/>
           <w:sz w:val="21"/>
         </w:rPr>
-        <w:t xml:space="preserve">Last updated: 2026-10-07</w:t>
+        <w:t xml:space="preserve">Last updated: 2026-10-14</w:t>
       </w:r>
     </w:p>
     <w:p>
@@ -529,7 +529,7 @@
               <w:rPr>
                 <w:sz w:val="17"/>
               </w:rPr>
-              <w:t>View meeting detail, access files/minutes, complete action items.</w:t>
+              <w:t>View meeting detail (action items read-only), access files/minutes, update the status of their assigned action items.</w:t>
             </w:r>
           </w:p>
         </w:tc>
